--- a/需求变更与CCB/CCB章程.docx
+++ b/需求变更与CCB/CCB章程.docx
@@ -45,7 +45,7 @@
           </w:tcPr>
           <w:p>
             <w:r>
-              <w:t>SRA2026-CCB-CHARTER-V1.0</w:t>
+              <w:t>SRA2026-CCB-CHARTER-V1.1</w:t>
             </w:r>
           </w:p>
         </w:tc>
@@ -67,7 +67,7 @@
           </w:tcPr>
           <w:p>
             <w:r>
-              <w:t>V1.0</w:t>
+              <w:t>V1.1</w:t>
             </w:r>
           </w:p>
         </w:tc>
@@ -89,7 +89,7 @@
           </w:tcPr>
           <w:p>
             <w:r>
-              <w:t>初稿</w:t>
+              <w:t>修订稿</w:t>
             </w:r>
           </w:p>
         </w:tc>

--- a/需求变更与CCB/CCB章程.docx
+++ b/需求变更与CCB/CCB章程.docx
@@ -45,7 +45,7 @@
           </w:tcPr>
           <w:p>
             <w:r>
-              <w:t>SRA2026-CCB-CHARTER-V1.1</w:t>
+              <w:t>SRA2026-CCB-CHARTER-V1.3</w:t>
             </w:r>
           </w:p>
         </w:tc>
@@ -67,7 +67,7 @@
           </w:tcPr>
           <w:p>
             <w:r>
-              <w:t>V1.1</w:t>
+              <w:t>V1.3</w:t>
             </w:r>
           </w:p>
         </w:tc>
@@ -89,7 +89,7 @@
           </w:tcPr>
           <w:p>
             <w:r>
-              <w:t>修订稿</w:t>
+              <w:t>基线版</w:t>
             </w:r>
           </w:p>
         </w:tc>

--- a/需求变更与CCB/CCB章程.docx
+++ b/需求变更与CCB/CCB章程.docx
@@ -4,6 +4,209 @@
   <w:body>
     <w:p>
       <w:pPr>
+        <w:spacing w:before="0" w:after="360"/>
+        <w:jc w:val="center"/>
+      </w:pPr>
+      <w:r>
+        <w:rPr>
+          <w:rFonts w:ascii="宋体" w:hAnsi="宋体" w:eastAsia="宋体"/>
+          <w:b w:val="0"/>
+          <w:sz w:val="16"/>
+        </w:rPr>
+      </w:r>
+    </w:p>
+    <w:p>
+      <w:pPr>
+        <w:spacing w:before="0" w:after="160"/>
+        <w:jc w:val="center"/>
+      </w:pPr>
+      <w:r>
+        <w:rPr>
+          <w:rFonts w:ascii="宋体" w:hAnsi="宋体" w:eastAsia="宋体"/>
+          <w:b/>
+          <w:sz w:val="48"/>
+        </w:rPr>
+        <w:t>校务问答机器人</w:t>
+      </w:r>
+    </w:p>
+    <w:p>
+      <w:pPr>
+        <w:spacing w:before="0" w:after="360"/>
+        <w:jc w:val="center"/>
+      </w:pPr>
+      <w:r>
+        <w:rPr>
+          <w:rFonts w:ascii="宋体" w:hAnsi="宋体" w:eastAsia="宋体"/>
+          <w:b/>
+          <w:sz w:val="40"/>
+        </w:rPr>
+        <w:t>CCB章程</w:t>
+      </w:r>
+    </w:p>
+    <w:p>
+      <w:pPr>
+        <w:spacing w:after="480"/>
+        <w:jc w:val="center"/>
+      </w:pPr>
+      <w:r>
+        <w:drawing>
+          <wp:inline>
+            <wp:extent cx="1143000" cy="953011"/>
+            <wp:docPr id="2" name="Picture 2"/>
+            <wp:cNvGraphicFramePr>
+              <a:graphicFrameLocks noChangeAspect="1"/>
+            </wp:cNvGraphicFramePr>
+            <a:graphic>
+              <a:graphicData uri="http://schemas.openxmlformats.org/drawingml/2006/picture">
+                <pic:pic>
+                  <pic:nvPicPr>
+                    <pic:cNvPr id="0" name="image.png"/>
+                    <pic:cNvPicPr/>
+                  </pic:nvPicPr>
+                  <pic:blipFill>
+                    <a:blip r:embed="rId9"/>
+                    <a:stretch>
+                      <a:fillRect/>
+                    </a:stretch>
+                  </pic:blipFill>
+                  <pic:spPr>
+                    <a:xfrm>
+                      <a:off x="0" y="0"/>
+                      <a:ext cx="1143000" cy="953011"/>
+                    </a:xfrm>
+                    <a:prstGeom prst="rect"/>
+                  </pic:spPr>
+                </pic:pic>
+              </a:graphicData>
+            </a:graphic>
+          </wp:inline>
+        </w:drawing>
+      </w:r>
+    </w:p>
+    <w:p>
+      <w:pPr>
+        <w:spacing w:before="0" w:after="80"/>
+        <w:jc w:val="center"/>
+      </w:pPr>
+      <w:r>
+        <w:rPr>
+          <w:rFonts w:ascii="宋体" w:hAnsi="宋体" w:eastAsia="宋体"/>
+          <w:b w:val="0"/>
+          <w:sz w:val="24"/>
+        </w:rPr>
+        <w:t>项目名称：智慧校园助手（SRA2026）校务问答机器人</w:t>
+      </w:r>
+    </w:p>
+    <w:p>
+      <w:pPr>
+        <w:spacing w:before="0" w:after="80"/>
+        <w:jc w:val="center"/>
+      </w:pPr>
+      <w:r>
+        <w:rPr>
+          <w:rFonts w:ascii="宋体" w:hAnsi="宋体" w:eastAsia="宋体"/>
+          <w:b w:val="0"/>
+          <w:sz w:val="24"/>
+        </w:rPr>
+        <w:t>文档编号：CCB-SRA2026-G10</w:t>
+      </w:r>
+    </w:p>
+    <w:p>
+      <w:pPr>
+        <w:spacing w:before="0" w:after="80"/>
+        <w:jc w:val="center"/>
+      </w:pPr>
+      <w:r>
+        <w:rPr>
+          <w:rFonts w:ascii="宋体" w:hAnsi="宋体" w:eastAsia="宋体"/>
+          <w:b w:val="0"/>
+          <w:sz w:val="24"/>
+        </w:rPr>
+        <w:t>版本：V1.4</w:t>
+      </w:r>
+    </w:p>
+    <w:p>
+      <w:pPr>
+        <w:spacing w:before="0" w:after="80"/>
+        <w:jc w:val="center"/>
+      </w:pPr>
+      <w:r>
+        <w:rPr>
+          <w:rFonts w:ascii="宋体" w:hAnsi="宋体" w:eastAsia="宋体"/>
+          <w:b w:val="0"/>
+          <w:sz w:val="24"/>
+        </w:rPr>
+        <w:t>状态：评审整改补充版</w:t>
+      </w:r>
+    </w:p>
+    <w:p>
+      <w:pPr>
+        <w:spacing w:before="0" w:after="80"/>
+        <w:jc w:val="center"/>
+      </w:pPr>
+      <w:r>
+        <w:rPr>
+          <w:rFonts w:ascii="宋体" w:hAnsi="宋体" w:eastAsia="宋体"/>
+          <w:b w:val="0"/>
+          <w:sz w:val="24"/>
+        </w:rPr>
+        <w:t>编制日期：2026年6月20日</w:t>
+      </w:r>
+    </w:p>
+    <w:p>
+      <w:pPr>
+        <w:spacing w:before="0" w:after="80"/>
+        <w:jc w:val="center"/>
+      </w:pPr>
+      <w:r>
+        <w:rPr>
+          <w:rFonts w:ascii="宋体" w:hAnsi="宋体" w:eastAsia="宋体"/>
+          <w:b w:val="0"/>
+          <w:sz w:val="24"/>
+        </w:rPr>
+        <w:t>编制团队：SRA2026-G10 项目组</w:t>
+      </w:r>
+    </w:p>
+    <w:p>
+      <w:pPr>
+        <w:spacing w:before="0" w:after="0"/>
+        <w:jc w:val="center"/>
+      </w:pPr>
+      <w:r>
+        <w:rPr>
+          <w:rFonts w:ascii="宋体" w:hAnsi="宋体" w:eastAsia="宋体"/>
+          <w:b w:val="0"/>
+          <w:color w:val="666666"/>
+          <w:sz w:val="21"/>
+        </w:rPr>
+        <w:t>适用范围：软件需求工程课程项目交付文档</w:t>
+      </w:r>
+    </w:p>
+    <w:p>
+      <w:pPr>
+        <w:spacing w:before="480" w:after="0"/>
+        <w:jc w:val="center"/>
+      </w:pPr>
+      <w:r>
+        <w:rPr>
+          <w:rFonts w:ascii="宋体" w:hAnsi="宋体" w:eastAsia="宋体"/>
+          <w:b w:val="0"/>
+          <w:color w:val="666666"/>
+          <w:sz w:val="18"/>
+        </w:rPr>
+        <w:t>依据：SRS、RG、UG、UC、PT、设计、测试、评审与配置管理基线材料</w:t>
+      </w:r>
+    </w:p>
+    <w:p>
+      <w:pPr>
+        <w:spacing w:after="0"/>
+      </w:pPr>
+      <w:r>
+        <w:br w:type="page"/>
+      </w:r>
+    </w:p>
+    <w:p>
+      <w:pPr>
         <w:pStyle w:val="Title"/>
       </w:pPr>
       <w:r>
@@ -25,6 +228,377 @@
         <w:t xml:space="preserve">文档级元信息</w:t>
       </w:r>
     </w:p>
+    <w:bookmarkEnd w:id="9"/>
+    <w:bookmarkStart w:id="10" w:name="版本修订记录"/>
+    <w:p>
+      <w:pPr>
+        <w:pStyle w:val="Heading1"/>
+      </w:pPr>
+      <w:r>
+        <w:rPr>
+          <w:rFonts w:hint="eastAsia"/>
+        </w:rPr>
+        <w:t xml:space="preserve">版本修订记录</w:t>
+      </w:r>
+    </w:p>
+    <w:bookmarkEnd w:id="10"/>
+    <w:bookmarkStart w:id="11" w:name="目的与适用范围"/>
+    <w:p>
+      <w:pPr>
+        <w:pStyle w:val="Heading1"/>
+      </w:pPr>
+      <w:r>
+        <w:t xml:space="preserve">1. </w:t>
+      </w:r>
+      <w:r>
+        <w:rPr>
+          <w:rFonts w:hint="eastAsia"/>
+        </w:rPr>
+        <w:t xml:space="preserve">目的与适用范围</w:t>
+      </w:r>
+    </w:p>
+    <w:p>
+      <w:pPr>
+        <w:pStyle w:val="FirstParagraph"/>
+      </w:pPr>
+      <w:r>
+        <w:rPr>
+          <w:rFonts w:hint="eastAsia"/>
+        </w:rPr>
+        <w:t xml:space="preserve">本章程用于规范校务问答机器人项目在</w:t>
+      </w:r>
+      <w:r>
+        <w:t xml:space="preserve"> SRS </w:t>
+      </w:r>
+      <w:r>
+        <w:rPr>
+          <w:rFonts w:hint="eastAsia"/>
+        </w:rPr>
+        <w:t xml:space="preserve">基线发布后发生的需求、范围、接口、原型、测试和文档变更。所有影响</w:t>
+      </w:r>
+      <w:r>
+        <w:t xml:space="preserve"> </w:t>
+      </w:r>
+      <w:r>
+        <w:rPr>
+          <w:rFonts w:hint="eastAsia"/>
+        </w:rPr>
+        <w:t xml:space="preserve">SRS-BASELINE-V1.0、测试用例、项目计划或交付文档的修改，均需通过</w:t>
+      </w:r>
+      <w:r>
+        <w:t xml:space="preserve"> CCB </w:t>
+      </w:r>
+      <w:r>
+        <w:rPr>
+          <w:rFonts w:hint="eastAsia"/>
+        </w:rPr>
+        <w:t xml:space="preserve">进行记录、影响分析、审批、实施和验证。</w:t>
+      </w:r>
+    </w:p>
+    <w:bookmarkEnd w:id="11"/>
+    <w:bookmarkStart w:id="12" w:name="ccb-组织与职责"/>
+    <w:p>
+      <w:pPr>
+        <w:pStyle w:val="Heading1"/>
+      </w:pPr>
+      <w:r>
+        <w:t xml:space="preserve">2. CCB </w:t>
+      </w:r>
+      <w:r>
+        <w:rPr>
+          <w:rFonts w:hint="eastAsia"/>
+        </w:rPr>
+        <w:t xml:space="preserve">组织与职责</w:t>
+      </w:r>
+    </w:p>
+    <w:bookmarkEnd w:id="12"/>
+    <w:bookmarkStart w:id="13" w:name="变更分类与优先级"/>
+    <w:p>
+      <w:pPr>
+        <w:pStyle w:val="Heading1"/>
+      </w:pPr>
+      <w:r>
+        <w:t xml:space="preserve">3. </w:t>
+      </w:r>
+      <w:r>
+        <w:rPr>
+          <w:rFonts w:hint="eastAsia"/>
+        </w:rPr>
+        <w:t xml:space="preserve">变更分类与优先级</w:t>
+      </w:r>
+    </w:p>
+    <w:bookmarkEnd w:id="13"/>
+    <w:bookmarkStart w:id="14" w:name="变更流程"/>
+    <w:p>
+      <w:pPr>
+        <w:pStyle w:val="Heading1"/>
+      </w:pPr>
+      <w:r>
+        <w:t xml:space="preserve">4. </w:t>
+      </w:r>
+      <w:r>
+        <w:rPr>
+          <w:rFonts w:hint="eastAsia"/>
+        </w:rPr>
+        <w:t xml:space="preserve">变更流程</w:t>
+      </w:r>
+    </w:p>
+    <w:p>
+      <w:pPr>
+        <w:pStyle w:val="Compact"/>
+        <w:numPr>
+          <w:ilvl w:val="0"/>
+          <w:numId w:val="1001"/>
+        </w:numPr>
+      </w:pPr>
+      <w:r>
+        <w:rPr>
+          <w:rFonts w:hint="eastAsia"/>
+        </w:rPr>
+        <w:t xml:space="preserve">提交</w:t>
+      </w:r>
+      <w:r>
+        <w:t xml:space="preserve"> </w:t>
+      </w:r>
+      <w:r>
+        <w:rPr>
+          <w:rFonts w:hint="eastAsia"/>
+        </w:rPr>
+        <w:t xml:space="preserve">CR：提出人填写变更原因、影响范围、期望完成日期和关联需求编号。</w:t>
+      </w:r>
+    </w:p>
+    <w:p>
+      <w:pPr>
+        <w:pStyle w:val="Compact"/>
+        <w:numPr>
+          <w:ilvl w:val="0"/>
+          <w:numId w:val="1001"/>
+        </w:numPr>
+      </w:pPr>
+      <w:r>
+        <w:rPr>
+          <w:rFonts w:hint="eastAsia"/>
+        </w:rPr>
+        <w:t xml:space="preserve">初筛：CCB主席判断是否纳入</w:t>
+      </w:r>
+      <w:r>
+        <w:t xml:space="preserve"> CCB </w:t>
+      </w:r>
+      <w:r>
+        <w:rPr>
+          <w:rFonts w:hint="eastAsia"/>
+        </w:rPr>
+        <w:t xml:space="preserve">流程，重复或无效请求退回说明。</w:t>
+      </w:r>
+    </w:p>
+    <w:p>
+      <w:pPr>
+        <w:pStyle w:val="Compact"/>
+        <w:numPr>
+          <w:ilvl w:val="0"/>
+          <w:numId w:val="1001"/>
+        </w:numPr>
+      </w:pPr>
+      <w:r>
+        <w:rPr>
+          <w:rFonts w:hint="eastAsia"/>
+        </w:rPr>
+        <w:t xml:space="preserve">影响分析：需求、计划、测试、配置负责人分别评估范围、工期、工作量、风险和追溯关系。</w:t>
+      </w:r>
+    </w:p>
+    <w:p>
+      <w:pPr>
+        <w:pStyle w:val="Compact"/>
+        <w:numPr>
+          <w:ilvl w:val="0"/>
+          <w:numId w:val="1001"/>
+        </w:numPr>
+      </w:pPr>
+      <w:r>
+        <w:rPr>
+          <w:rFonts w:hint="eastAsia"/>
+        </w:rPr>
+        <w:t xml:space="preserve">CCB评审：按变更优先级讨论并投票，形成批准、暂缓或拒绝结论。</w:t>
+      </w:r>
+    </w:p>
+    <w:p>
+      <w:pPr>
+        <w:pStyle w:val="Compact"/>
+        <w:numPr>
+          <w:ilvl w:val="0"/>
+          <w:numId w:val="1001"/>
+        </w:numPr>
+      </w:pPr>
+      <w:r>
+        <w:rPr>
+          <w:rFonts w:hint="eastAsia"/>
+        </w:rPr>
+        <w:t xml:space="preserve">实施整改：责任人修改相关文档、原型、测试用例或计划。</w:t>
+      </w:r>
+    </w:p>
+    <w:p>
+      <w:pPr>
+        <w:pStyle w:val="Compact"/>
+        <w:numPr>
+          <w:ilvl w:val="0"/>
+          <w:numId w:val="1001"/>
+        </w:numPr>
+      </w:pPr>
+      <w:r>
+        <w:rPr>
+          <w:rFonts w:hint="eastAsia"/>
+        </w:rPr>
+        <w:t xml:space="preserve">验证关闭：验证人检查修改结果，确认</w:t>
+      </w:r>
+      <w:r>
+        <w:t xml:space="preserve"> </w:t>
+      </w:r>
+      <w:r>
+        <w:rPr>
+          <w:rFonts w:hint="eastAsia"/>
+        </w:rPr>
+        <w:t xml:space="preserve">RTM、版本号、截图或提交记录已归档。</w:t>
+      </w:r>
+    </w:p>
+    <w:p>
+      <w:pPr>
+        <w:pStyle w:val="Compact"/>
+        <w:numPr>
+          <w:ilvl w:val="0"/>
+          <w:numId w:val="1001"/>
+        </w:numPr>
+      </w:pPr>
+      <w:r>
+        <w:rPr>
+          <w:rFonts w:hint="eastAsia"/>
+        </w:rPr>
+        <w:t xml:space="preserve">基线更新：必要时更新配置项清单和</w:t>
+      </w:r>
+      <w:r>
+        <w:t xml:space="preserve"> Git </w:t>
+      </w:r>
+      <w:r>
+        <w:rPr>
+          <w:rFonts w:hint="eastAsia"/>
+        </w:rPr>
+        <w:t xml:space="preserve">记录。</w:t>
+      </w:r>
+    </w:p>
+    <w:bookmarkEnd w:id="14"/>
+    <w:bookmarkStart w:id="15" w:name="表决规则"/>
+    <w:p>
+      <w:pPr>
+        <w:pStyle w:val="Heading1"/>
+      </w:pPr>
+      <w:r>
+        <w:t xml:space="preserve">5. </w:t>
+      </w:r>
+      <w:r>
+        <w:rPr>
+          <w:rFonts w:hint="eastAsia"/>
+        </w:rPr>
+        <w:t xml:space="preserve">表决规则</w:t>
+      </w:r>
+    </w:p>
+    <w:bookmarkEnd w:id="15"/>
+    <w:bookmarkStart w:id="16" w:name="归档要求"/>
+    <w:p>
+      <w:pPr>
+        <w:pStyle w:val="Heading1"/>
+      </w:pPr>
+      <w:r>
+        <w:t xml:space="preserve">6. </w:t>
+      </w:r>
+      <w:r>
+        <w:rPr>
+          <w:rFonts w:hint="eastAsia"/>
+        </w:rPr>
+        <w:t xml:space="preserve">归档要求</w:t>
+      </w:r>
+    </w:p>
+    <w:p>
+      <w:pPr>
+        <w:pStyle w:val="FirstParagraph"/>
+      </w:pPr>
+      <w:r>
+        <w:rPr>
+          <w:rFonts w:hint="eastAsia"/>
+        </w:rPr>
+        <w:t xml:space="preserve">每项变更至少保留以下记录：CR编号、提出人、来源、影响分析、CCB结论、责任人、完成日期、验证人、状态、关联文档路径和</w:t>
+      </w:r>
+      <w:r>
+        <w:t xml:space="preserve"> Git </w:t>
+      </w:r>
+      <w:r>
+        <w:rPr>
+          <w:rFonts w:hint="eastAsia"/>
+        </w:rPr>
+        <w:t xml:space="preserve">提交记录。归档位置为</w:t>
+      </w:r>
+      <w:r>
+        <w:t xml:space="preserve"> </w:t>
+      </w:r>
+      <w:r>
+        <w:rPr>
+          <w:rStyle w:val="VerbatimChar"/>
+          <w:rFonts w:hint="eastAsia"/>
+        </w:rPr>
+        <w:t xml:space="preserve">需求变更与CCB</w:t>
+      </w:r>
+      <w:r>
+        <w:t xml:space="preserve"> </w:t>
+      </w:r>
+      <w:r>
+        <w:rPr>
+          <w:rFonts w:hint="eastAsia"/>
+        </w:rPr>
+        <w:t xml:space="preserve">目录、</w:t>
+      </w:r>
+      <w:r>
+        <w:rPr>
+          <w:rStyle w:val="VerbatimChar"/>
+          <w:rFonts w:hint="eastAsia"/>
+        </w:rPr>
+        <w:t xml:space="preserve">12-评审与基线</w:t>
+      </w:r>
+      <w:r>
+        <w:t xml:space="preserve"> </w:t>
+      </w:r>
+      <w:r>
+        <w:rPr>
+          <w:rFonts w:hint="eastAsia"/>
+        </w:rPr>
+        <w:t xml:space="preserve">目录及</w:t>
+      </w:r>
+      <w:r>
+        <w:t xml:space="preserve"> Git </w:t>
+      </w:r>
+      <w:r>
+        <w:rPr>
+          <w:rFonts w:hint="eastAsia"/>
+        </w:rPr>
+        <w:t xml:space="preserve">历史。</w:t>
+      </w:r>
+    </w:p>
+    <w:bookmarkEnd w:id="16"/>
+    <w:p>
+      <w:pPr>
+        <w:spacing w:before="0" w:after="360"/>
+        <w:jc w:val="center"/>
+      </w:pPr>
+      <w:r>
+        <w:rPr>
+          <w:rFonts w:ascii="宋体" w:hAnsi="宋体" w:eastAsia="宋体"/>
+          <w:b w:val="0"/>
+          <w:sz w:val="16"/>
+        </w:rPr>
+      </w:r>
+    </w:p>
+    <w:sectPr>
+      <w:footnotePr>
+        <w:numRestart w:val="eachSect"/>
+      </w:footnotePr>
+    </w:sectPr>
     <w:tbl>
       <w:tblPr>
         <w:tblStyle w:val="Table"/>
@@ -297,19 +871,6 @@
         </w:tc>
       </w:tr>
     </w:tbl>
-    <w:bookmarkEnd w:id="9"/>
-    <w:bookmarkStart w:id="10" w:name="版本修订记录"/>
-    <w:p>
-      <w:pPr>
-        <w:pStyle w:val="Heading1"/>
-      </w:pPr>
-      <w:r>
-        <w:rPr>
-          <w:rFonts w:hint="eastAsia"/>
-        </w:rPr>
-        <w:t xml:space="preserve">版本修订记录</w:t>
-      </w:r>
-    </w:p>
     <w:tbl>
       <w:tblPr>
         <w:tblStyle w:val="Table"/>
@@ -560,76 +1121,6 @@
         </w:tc>
       </w:tr>
     </w:tbl>
-    <w:bookmarkEnd w:id="10"/>
-    <w:bookmarkStart w:id="11" w:name="目的与适用范围"/>
-    <w:p>
-      <w:pPr>
-        <w:pStyle w:val="Heading1"/>
-      </w:pPr>
-      <w:r>
-        <w:t xml:space="preserve">1. </w:t>
-      </w:r>
-      <w:r>
-        <w:rPr>
-          <w:rFonts w:hint="eastAsia"/>
-        </w:rPr>
-        <w:t xml:space="preserve">目的与适用范围</w:t>
-      </w:r>
-    </w:p>
-    <w:p>
-      <w:pPr>
-        <w:pStyle w:val="FirstParagraph"/>
-      </w:pPr>
-      <w:r>
-        <w:rPr>
-          <w:rFonts w:hint="eastAsia"/>
-        </w:rPr>
-        <w:t xml:space="preserve">本章程用于规范校务问答机器人项目在</w:t>
-      </w:r>
-      <w:r>
-        <w:t xml:space="preserve"> SRS </w:t>
-      </w:r>
-      <w:r>
-        <w:rPr>
-          <w:rFonts w:hint="eastAsia"/>
-        </w:rPr>
-        <w:t xml:space="preserve">基线发布后发生的需求、范围、接口、原型、测试和文档变更。所有影响</w:t>
-      </w:r>
-      <w:r>
-        <w:t xml:space="preserve"> </w:t>
-      </w:r>
-      <w:r>
-        <w:rPr>
-          <w:rFonts w:hint="eastAsia"/>
-        </w:rPr>
-        <w:t xml:space="preserve">SRS-BASELINE-V1.0、测试用例、项目计划或交付文档的修改，均需通过</w:t>
-      </w:r>
-      <w:r>
-        <w:t xml:space="preserve"> CCB </w:t>
-      </w:r>
-      <w:r>
-        <w:rPr>
-          <w:rFonts w:hint="eastAsia"/>
-        </w:rPr>
-        <w:t xml:space="preserve">进行记录、影响分析、审批、实施和验证。</w:t>
-      </w:r>
-    </w:p>
-    <w:bookmarkEnd w:id="11"/>
-    <w:bookmarkStart w:id="12" w:name="ccb-组织与职责"/>
-    <w:p>
-      <w:pPr>
-        <w:pStyle w:val="Heading1"/>
-      </w:pPr>
-      <w:r>
-        <w:t xml:space="preserve">2. CCB </w:t>
-      </w:r>
-      <w:r>
-        <w:rPr>
-          <w:rFonts w:hint="eastAsia"/>
-        </w:rPr>
-        <w:t xml:space="preserve">组织与职责</w:t>
-      </w:r>
-    </w:p>
     <w:tbl>
       <w:tblPr>
         <w:tblStyle w:val="Table"/>
@@ -954,22 +1445,6 @@
         </w:tc>
       </w:tr>
     </w:tbl>
-    <w:bookmarkEnd w:id="12"/>
-    <w:bookmarkStart w:id="13" w:name="变更分类与优先级"/>
-    <w:p>
-      <w:pPr>
-        <w:pStyle w:val="Heading1"/>
-      </w:pPr>
-      <w:r>
-        <w:t xml:space="preserve">3. </w:t>
-      </w:r>
-      <w:r>
-        <w:rPr>
-          <w:rFonts w:hint="eastAsia"/>
-        </w:rPr>
-        <w:t xml:space="preserve">变更分类与优先级</w:t>
-      </w:r>
-    </w:p>
     <w:tbl>
       <w:tblPr>
         <w:tblStyle w:val="Table"/>
@@ -1242,179 +1717,6 @@
         </w:tc>
       </w:tr>
     </w:tbl>
-    <w:bookmarkEnd w:id="13"/>
-    <w:bookmarkStart w:id="14" w:name="变更流程"/>
-    <w:p>
-      <w:pPr>
-        <w:pStyle w:val="Heading1"/>
-      </w:pPr>
-      <w:r>
-        <w:t xml:space="preserve">4. </w:t>
-      </w:r>
-      <w:r>
-        <w:rPr>
-          <w:rFonts w:hint="eastAsia"/>
-        </w:rPr>
-        <w:t xml:space="preserve">变更流程</w:t>
-      </w:r>
-    </w:p>
-    <w:p>
-      <w:pPr>
-        <w:pStyle w:val="Compact"/>
-        <w:numPr>
-          <w:ilvl w:val="0"/>
-          <w:numId w:val="1001"/>
-        </w:numPr>
-      </w:pPr>
-      <w:r>
-        <w:rPr>
-          <w:rFonts w:hint="eastAsia"/>
-        </w:rPr>
-        <w:t xml:space="preserve">提交</w:t>
-      </w:r>
-      <w:r>
-        <w:t xml:space="preserve"> </w:t>
-      </w:r>
-      <w:r>
-        <w:rPr>
-          <w:rFonts w:hint="eastAsia"/>
-        </w:rPr>
-        <w:t xml:space="preserve">CR：提出人填写变更原因、影响范围、期望完成日期和关联需求编号。</w:t>
-      </w:r>
-    </w:p>
-    <w:p>
-      <w:pPr>
-        <w:pStyle w:val="Compact"/>
-        <w:numPr>
-          <w:ilvl w:val="0"/>
-          <w:numId w:val="1001"/>
-        </w:numPr>
-      </w:pPr>
-      <w:r>
-        <w:rPr>
-          <w:rFonts w:hint="eastAsia"/>
-        </w:rPr>
-        <w:t xml:space="preserve">初筛：CCB主席判断是否纳入</w:t>
-      </w:r>
-      <w:r>
-        <w:t xml:space="preserve"> CCB </w:t>
-      </w:r>
-      <w:r>
-        <w:rPr>
-          <w:rFonts w:hint="eastAsia"/>
-        </w:rPr>
-        <w:t xml:space="preserve">流程，重复或无效请求退回说明。</w:t>
-      </w:r>
-    </w:p>
-    <w:p>
-      <w:pPr>
-        <w:pStyle w:val="Compact"/>
-        <w:numPr>
-          <w:ilvl w:val="0"/>
-          <w:numId w:val="1001"/>
-        </w:numPr>
-      </w:pPr>
-      <w:r>
-        <w:rPr>
-          <w:rFonts w:hint="eastAsia"/>
-        </w:rPr>
-        <w:t xml:space="preserve">影响分析：需求、计划、测试、配置负责人分别评估范围、工期、工作量、风险和追溯关系。</w:t>
-      </w:r>
-    </w:p>
-    <w:p>
-      <w:pPr>
-        <w:pStyle w:val="Compact"/>
-        <w:numPr>
-          <w:ilvl w:val="0"/>
-          <w:numId w:val="1001"/>
-        </w:numPr>
-      </w:pPr>
-      <w:r>
-        <w:rPr>
-          <w:rFonts w:hint="eastAsia"/>
-        </w:rPr>
-        <w:t xml:space="preserve">CCB评审：按变更优先级讨论并投票，形成批准、暂缓或拒绝结论。</w:t>
-      </w:r>
-    </w:p>
-    <w:p>
-      <w:pPr>
-        <w:pStyle w:val="Compact"/>
-        <w:numPr>
-          <w:ilvl w:val="0"/>
-          <w:numId w:val="1001"/>
-        </w:numPr>
-      </w:pPr>
-      <w:r>
-        <w:rPr>
-          <w:rFonts w:hint="eastAsia"/>
-        </w:rPr>
-        <w:t xml:space="preserve">实施整改：责任人修改相关文档、原型、测试用例或计划。</w:t>
-      </w:r>
-    </w:p>
-    <w:p>
-      <w:pPr>
-        <w:pStyle w:val="Compact"/>
-        <w:numPr>
-          <w:ilvl w:val="0"/>
-          <w:numId w:val="1001"/>
-        </w:numPr>
-      </w:pPr>
-      <w:r>
-        <w:rPr>
-          <w:rFonts w:hint="eastAsia"/>
-        </w:rPr>
-        <w:t xml:space="preserve">验证关闭：验证人检查修改结果，确认</w:t>
-      </w:r>
-      <w:r>
-        <w:t xml:space="preserve"> </w:t>
-      </w:r>
-      <w:r>
-        <w:rPr>
-          <w:rFonts w:hint="eastAsia"/>
-        </w:rPr>
-        <w:t xml:space="preserve">RTM、版本号、截图或提交记录已归档。</w:t>
-      </w:r>
-    </w:p>
-    <w:p>
-      <w:pPr>
-        <w:pStyle w:val="Compact"/>
-        <w:numPr>
-          <w:ilvl w:val="0"/>
-          <w:numId w:val="1001"/>
-        </w:numPr>
-      </w:pPr>
-      <w:r>
-        <w:rPr>
-          <w:rFonts w:hint="eastAsia"/>
-        </w:rPr>
-        <w:t xml:space="preserve">基线更新：必要时更新配置项清单和</w:t>
-      </w:r>
-      <w:r>
-        <w:t xml:space="preserve"> Git </w:t>
-      </w:r>
-      <w:r>
-        <w:rPr>
-          <w:rFonts w:hint="eastAsia"/>
-        </w:rPr>
-        <w:t xml:space="preserve">记录。</w:t>
-      </w:r>
-    </w:p>
-    <w:bookmarkEnd w:id="14"/>
-    <w:bookmarkStart w:id="15" w:name="表决规则"/>
-    <w:p>
-      <w:pPr>
-        <w:pStyle w:val="Heading1"/>
-      </w:pPr>
-      <w:r>
-        <w:t xml:space="preserve">5. </w:t>
-      </w:r>
-      <w:r>
-        <w:rPr>
-          <w:rFonts w:hint="eastAsia"/>
-        </w:rPr>
-        <w:t xml:space="preserve">表决规则</w:t>
-      </w:r>
-    </w:p>
     <w:tbl>
       <w:tblPr>
         <w:tblStyle w:val="Table"/>
@@ -1579,92 +1881,6 @@
         </w:tc>
       </w:tr>
     </w:tbl>
-    <w:bookmarkEnd w:id="15"/>
-    <w:bookmarkStart w:id="16" w:name="归档要求"/>
-    <w:p>
-      <w:pPr>
-        <w:pStyle w:val="Heading1"/>
-      </w:pPr>
-      <w:r>
-        <w:t xml:space="preserve">6. </w:t>
-      </w:r>
-      <w:r>
-        <w:rPr>
-          <w:rFonts w:hint="eastAsia"/>
-        </w:rPr>
-        <w:t xml:space="preserve">归档要求</w:t>
-      </w:r>
-    </w:p>
-    <w:p>
-      <w:pPr>
-        <w:pStyle w:val="FirstParagraph"/>
-      </w:pPr>
-      <w:r>
-        <w:rPr>
-          <w:rFonts w:hint="eastAsia"/>
-        </w:rPr>
-        <w:t xml:space="preserve">每项变更至少保留以下记录：CR编号、提出人、来源、影响分析、CCB结论、责任人、完成日期、验证人、状态、关联文档路径和</w:t>
-      </w:r>
-      <w:r>
-        <w:t xml:space="preserve"> Git </w:t>
-      </w:r>
-      <w:r>
-        <w:rPr>
-          <w:rFonts w:hint="eastAsia"/>
-        </w:rPr>
-        <w:t xml:space="preserve">提交记录。归档位置为</w:t>
-      </w:r>
-      <w:r>
-        <w:t xml:space="preserve"> </w:t>
-      </w:r>
-      <w:r>
-        <w:rPr>
-          <w:rStyle w:val="VerbatimChar"/>
-          <w:rFonts w:hint="eastAsia"/>
-        </w:rPr>
-        <w:t xml:space="preserve">需求变更与CCB</w:t>
-      </w:r>
-      <w:r>
-        <w:t xml:space="preserve"> </w:t>
-      </w:r>
-      <w:r>
-        <w:rPr>
-          <w:rFonts w:hint="eastAsia"/>
-        </w:rPr>
-        <w:t xml:space="preserve">目录、</w:t>
-      </w:r>
-      <w:r>
-        <w:rPr>
-          <w:rStyle w:val="VerbatimChar"/>
-          <w:rFonts w:hint="eastAsia"/>
-        </w:rPr>
-        <w:t xml:space="preserve">12-评审与基线</w:t>
-      </w:r>
-      <w:r>
-        <w:t xml:space="preserve"> </w:t>
-      </w:r>
-      <w:r>
-        <w:rPr>
-          <w:rFonts w:hint="eastAsia"/>
-        </w:rPr>
-        <w:t xml:space="preserve">目录及</w:t>
-      </w:r>
-      <w:r>
-        <w:t xml:space="preserve"> Git </w:t>
-      </w:r>
-      <w:r>
-        <w:rPr>
-          <w:rFonts w:hint="eastAsia"/>
-        </w:rPr>
-        <w:t xml:space="preserve">历史。</w:t>
-      </w:r>
-    </w:p>
-    <w:bookmarkEnd w:id="16"/>
-    <w:sectPr>
-      <w:footnotePr>
-        <w:numRestart w:val="eachSect"/>
-      </w:footnotePr>
-    </w:sectPr>
   </w:body>
 </w:document>
 </file>
